--- a/hin/docx/025.content.docx
+++ b/hin/docx/025.content.docx
@@ -150,26 +150,6 @@
           <w:lang w:val="hi_IN" w:bidi="hi_IN"/>
         </w:rPr>
         <w:t>ब</w:t>
-      </w:r>
-      <w:r>
-        <w:rPr>
-          <w:lang w:val="hi_IN" w:bidi="hi_IN"/>
-        </w:rPr>
-      </w:r>
-    </w:p>
-    <w:p>
-      <w:pPr/>
-      <w:r>
-        <w:rPr>
-          <w:lang w:val="hi_IN" w:bidi="hi_IN"/>
-        </w:rPr>
-      </w:r>
-      <w:r>
-        <w:rPr>
-          <w:i/>
-          <w:lang w:val="hi_IN" w:bidi="hi_IN"/>
-        </w:rPr>
-        <w:t>बँधुआई का अर्थ समझना, बचे हुए लोग (अवशेष), बच्चे और माता-पिता, बपतिस्मा, बाँझपन, बाइबल आधारित विवाह, बाइबल की व्यवस्था, बाद के भविष्यद्वक्ताओं में आत्मिक नवीनीकरण, बादल और आग, बाबेल: राष्ट्रों का बिखराव, बुड़बुड़ाना, बुद्धि, बुद्धि के भजन संहिता, बुद्धि साहित्य में धन और गरीबी, बुराई को दूर करो, बोलना</w:t>
       </w:r>
       <w:r>
         <w:rPr>

--- a/hin/docx/025.content.docx
+++ b/hin/docx/025.content.docx
@@ -19,7 +19,7 @@
         <w:rPr>
           <w:lang w:val="hi_IN" w:bidi="hi_IN"/>
         </w:rPr>
-        <w:t>Resource: Study Notes - Themes (Tyndale)</w:t>
+        <w:t>Resource: Tyndale Open Study Notes</w:t>
       </w:r>
       <w:r>
         <w:rPr>
@@ -112,7 +112,7 @@
         <w:rPr>
           <w:lang w:val="hi_IN" w:bidi="hi_IN"/>
         </w:rPr>
-        <w:t>Study Notes - Themes (Tyndale)</w:t>
+        <w:t>Tyndale Open Study Notes</w:t>
       </w:r>
     </w:p>
     <w:p>

--- a/hin/docx/025.content.docx
+++ b/hin/docx/025.content.docx
@@ -19,7 +19,7 @@
         <w:rPr>
           <w:lang w:val="hi_IN" w:bidi="hi_IN"/>
         </w:rPr>
-        <w:t>Resource: Tyndale Open Study Notes</w:t>
+        <w:t>Resource: Aquifer Open Study Notes (Themes)</w:t>
       </w:r>
       <w:r>
         <w:rPr>
@@ -112,7 +112,7 @@
         <w:rPr>
           <w:lang w:val="hi_IN" w:bidi="hi_IN"/>
         </w:rPr>
-        <w:t>Tyndale Open Study Notes</w:t>
+        <w:t>Aquifer Open Study Notes (Themes)</w:t>
       </w:r>
     </w:p>
     <w:p>
